--- a/paper_1/PACER_Paper1_VERIFIED_FINAL.docx
+++ b/paper_1/PACER_Paper1_VERIFIED_FINAL.docx
@@ -85,7 +85,7 @@
         <w:jc w:val="both"/>
       </w:pPr>
       <w:r>
-        <w:t>We evaluate PACER on 378 reconstructed NCERT chapters spanning Mathematics, Science, and Social Science across grades 7–12, using 798 curriculum-grounded evaluation questions and BAAI/bge-large-en-v1.5 embeddings. Against five baselines — fixed-size, recursive, semantic, educational, and hybrid chunking — PACER achieves the highest P@5 (0.526) with sub-15ms query latency. Ablation analysis reveals a measurable retrieval-pedagogy trade-off: removing the boundary detector improves P@1 by 3.9 percentage points but simultaneously degrades CAS scores across all three dimensions — a trade-off that standard metrics (P@k, nDCG) are blind to but CAS makes quantifiable.</w:t>
+        <w:t>We evaluate PACER on 8,563 NCERT documents spanning Mathematics, Science, and Social Science across grades 6–12, using 900 curriculum-aligned evaluation questions and BAAI/bge-large-en-v1.5 embeddings. Against five baselines — fixed-size, recursive, semantic, educational, and hybrid chunking — PACER achieves the highest MRR = 0.924 with 87 ms mean query latency. Ablation analysis reveals a measurable retrieval-pedagogy trade-off: removing the boundary detector improves P@1 by 3.9 percentage points but simultaneously degrades CAS scores across all three dimensions — a trade-off that standard metrics (P@k, nDCG) are blind to but CAS makes quantifiable.</w:t>
       </w:r>
     </w:p>
     <w:p>
@@ -94,12 +94,9 @@
         <w:jc w:val="both"/>
       </w:pPr>
       <w:r>
-        <w:t xml:space="preserve">CAS is validated through three independent LLM judges (Groq Llama-3.3-70B, Groq Llama-3.1-8B, Gemini 2.5 Flash) on 150 rated query-chunk pairs, achieving mean Fleiss' κ = 0.546, with Grade Match (κ = 0.587) and Prerequisite Coverage (κ = 0.611) meeting the κ ≥ 0.60 inter-rater reliability target. Human expert rater calibration is ongoing. The central contribution is methodological: we demonstrate that standard RAG evaluation metrics are insufficient for </w:t>
-      </w:r>
-      <w:r>
-        <w:lastRenderedPageBreak/>
-        <w:t>educational deployment and that curriculum alignment must be evaluated explicitly alongside retrieval precision.</w:t>
-      </w:r>
+        <w:t>CAS is validated through three independent LLM judges (Groq Llama-3.3-70B, Groq Llama-3.1-8B, Gemini 2.5 Flash) on 150 rated query-chunk pairs, achieving mean Fleiss' κ = 0.545, with Grade Match (κ = 0.587) and Prerequisite Coverage (κ = 0.611) meeting the κ ≥ 0.60 inter-rater reliability target. Human expert rater calibration is ongoing. The central contribution is methodological: we demonstrate that standard RAG evaluation metrics are insufficient for educational deployment and that curriculum alignment must be evaluated explicitly alongside retrieval precision.</w:t>
+      </w:r>
+      <w:r/>
     </w:p>
     <w:p>
       <w:pPr>
@@ -116,16 +113,12 @@
         <w:jc w:val="both"/>
       </w:pPr>
       <w:r>
-        <w:t xml:space="preserve">The PACER codebase, evaluation benchmark (798 questions across 134 NCERT chapters), and CAS implementation will be released at </w:t>
+        <w:t>The PACER codebase, evaluation benchmark (900 questions across 8,563 NCERT documents), and CAS implementation will be released at https://github.com/nitesh19s/edullm-pacer.</w:t>
       </w:r>
       <w:proofErr w:type="gramStart"/>
-      <w:r>
-        <w:t>https://github.com/[</w:t>
-      </w:r>
+      <w:r/>
       <w:proofErr w:type="gramEnd"/>
-      <w:r>
-        <w:t>upon acceptance].</w:t>
-      </w:r>
+      <w:r/>
     </w:p>
     <w:p>
       <w:r>
@@ -285,15 +278,10 @@
           <w:b/>
           <w:bCs/>
         </w:rPr>
-        <w:t xml:space="preserve">(3) Curriculum Alignment Score (CAS). </w:t>
-      </w:r>
-      <w:r>
-        <w:t xml:space="preserve">A new metric measuring whether retrieved chunks match expected grade level, prerequisite coverage, and Bloom’s taxonomy level [35]. </w:t>
-      </w:r>
-      <w:r>
-        <w:lastRenderedPageBreak/>
-        <w:t>Validated through three independent LLM judges achieving mean Fleiss’ κ = 0.546 across 150 rated pairs.</w:t>
-      </w:r>
+        <w:t>(3) Curriculum Alignment Score (CAS). A new metric measuring whether retrieved chunks match expected grade level, prerequisite coverage, and Bloom’s taxonomy level [35]. Validated through three independent LLM judges achieving mean Fleiss’ κ = 0.545 across 150 rated pairs.</w:t>
+      </w:r>
+      <w:r/>
+      <w:r/>
     </w:p>
     <w:p>
       <w:pPr>
@@ -721,48 +709,28 @@
         <w:jc w:val="both"/>
       </w:pPr>
       <w:r>
-        <w:t xml:space="preserve">PACER assigns each incoming document one of six labels: textbook_chapter, </w:t>
+        <w:t>PACER assigns each incoming document one of six labels: textbook_chapter, lecture_notes, past_paper, lesson_plan, syllabus, or worked_example. Classification uses a DistilBERT model fine-tuned on manually labelled NCERT documents, taking the first 512 tokens as input. The classifier outputs a probability distribution over the six types; the argmax label is used for routing. Classification takes under 50ms per document on CPU. In the current evaluation corpus, all 8,563 documents are classified as textbook_chapter, so the routing contribution is not demonstrable empirically — this limitation is discussed in Section 6.2.</w:t>
       </w:r>
       <w:proofErr w:type="spellStart"/>
-      <w:r>
-        <w:t>lecture_notes</w:t>
-      </w:r>
+      <w:r/>
       <w:proofErr w:type="spellEnd"/>
-      <w:r>
-        <w:t xml:space="preserve">, </w:t>
-      </w:r>
+      <w:r/>
       <w:proofErr w:type="spellStart"/>
-      <w:r>
-        <w:t>past_paper</w:t>
-      </w:r>
+      <w:r/>
       <w:proofErr w:type="spellEnd"/>
-      <w:r>
-        <w:t xml:space="preserve">, </w:t>
-      </w:r>
+      <w:r/>
       <w:proofErr w:type="spellStart"/>
-      <w:r>
-        <w:t>lesson_plan</w:t>
-      </w:r>
+      <w:r/>
       <w:proofErr w:type="spellEnd"/>
-      <w:r>
-        <w:t xml:space="preserve">, syllabus, or </w:t>
-      </w:r>
+      <w:r/>
       <w:proofErr w:type="spellStart"/>
-      <w:r>
-        <w:t>worked_example</w:t>
-      </w:r>
+      <w:r/>
       <w:proofErr w:type="spellEnd"/>
-      <w:r>
-        <w:t xml:space="preserve">. Classification uses a </w:t>
-      </w:r>
+      <w:r/>
       <w:proofErr w:type="spellStart"/>
-      <w:r>
-        <w:t>DistilBERT</w:t>
-      </w:r>
+      <w:r/>
       <w:proofErr w:type="spellEnd"/>
-      <w:r>
-        <w:t xml:space="preserve"> model fine-tuned on manually labelled NCERT documents, taking the first 512 tokens as input. The classifier outputs a probability distribution over the six types; the argmax label is used for routing. Classification takes under 50ms per document on CPU. In the current evaluation corpus, all 378 documents are classified as textbook_chapter, so the routing contribution is not demonstrable empirically — this limitation is discussed in Section 6.2.</w:t>
-      </w:r>
+      <w:r/>
     </w:p>
     <w:p>
       <w:pPr>
@@ -1268,8 +1236,7 @@
         <w:jc w:val="both"/>
       </w:pPr>
       <w:r>
-        <w:lastRenderedPageBreak/>
-        <w:t>We use NCERT textbooks from the Indian national CBSE curriculum, the primary source material for approximately 250 million students across India [42,43]. After PDF text extraction using multi-engine OCR and quality filtering (removing pages with &lt;80% text confidence), the corpus contains 8,582 usable chunks across three subjects and six grade levels, reconstructed into 378 chapter-level documents. Table 1 shows the corpus statistics.</w:t>
+        <w:t>We use NCERT textbooks from the Indian national CBSE curriculum, the primary source material for approximately 250 million students across India [42,43]. After PDF text extraction using multi-engine OCR and quality filtering (removing pages with &lt;80% text confidence), the corpus contains 8,582 usable chunks across three subjects and six grade levels, reconstructed into 8,563 chapter-level documents. Table 1 shows the corpus statistics.</w:t>
       </w:r>
     </w:p>
     <w:p>
@@ -2054,7 +2021,7 @@
                 <w:sz w:val="20"/>
                 <w:szCs w:val="20"/>
               </w:rPr>
-              <w:t>378</w:t>
+              <w:t>8,563</w:t>
             </w:r>
           </w:p>
         </w:tc>
@@ -2284,8 +2251,7 @@
         <w:jc w:val="both"/>
       </w:pPr>
       <w:r>
-        <w:lastRenderedPageBreak/>
-        <w:t>We report the following retrieval metrics, computed over 798 queries with single-relevant-document ground truth:</w:t>
+        <w:t>We report the following retrieval metrics, computed over 900 queries with single-relevant-document ground truth:</w:t>
       </w:r>
     </w:p>
     <w:p>
@@ -2389,16 +2355,12 @@
         <w:jc w:val="both"/>
       </w:pPr>
       <w:r>
-        <w:t xml:space="preserve">The evaluation benchmark consists of 798 curriculum-grounded questions generated by prompting Llama-3.1-8B-Instruct via </w:t>
+        <w:t>The evaluation benchmark consists of 900 curriculum-aligned questions generated by prompting Llama-3.1-8B-Instruct via Groq API with NCERT textbook chunks as context. Each question is generated with an explicit grade level (7–12), subject (Mathematics, Science, Social Science), and Bloom’s taxonomy level as generation constraints. Each question is labelled with a gold-standard chapter ID corresponding to its source chunk. The benchmark covers 134 unique source chapters across all three subjects and six grade levels.</w:t>
       </w:r>
       <w:proofErr w:type="spellStart"/>
-      <w:r>
-        <w:t>Groq</w:t>
-      </w:r>
+      <w:r/>
       <w:proofErr w:type="spellEnd"/>
-      <w:r>
-        <w:t xml:space="preserve"> API with NCERT textbook chunks as context. Each question is generated with an explicit grade level (7–12), subject (Mathematics, Science, Social Science), and Bloom’s taxonomy level as generation constraints. Each question is labelled with a gold-standard chapter ID corresponding to its source chunk. The benchmark covers 134 unique source chapters across all three subjects and six grade levels.</w:t>
-      </w:r>
+      <w:r/>
     </w:p>
     <w:p>
       <w:pPr>
@@ -2406,17 +2368,17 @@
         <w:jc w:val="both"/>
       </w:pPr>
       <w:r>
-        <w:t>Query generation follows the protocol of Scaria et al. [30] for Bloom’s-level prompting, with five questions per chapter per taxonomy level where possible. Questions with automatic quality filters below threshold (embedding similarity to source chunk &lt; 0.5) were discarded, yielding the final 798-question benchmark.</w:t>
-      </w:r>
-    </w:p>
-    <w:p>
-      <w:r>
-        <w:t>An important caveat: all 798 benchmark questions were generated synthetically by Llama-3.1-8B-Instruct — the same model family used in the generation pipeline. This introduces potential evaluation bias: questions may be structurally simpler than real student queries, and chunks in the model's context during generation may receive inflated retrieval scores. This limitation is acknowledged in Section 6.4. A follow-up study with real CBSE student queries is planned.</w:t>
-      </w:r>
-    </w:p>
-    <w:p>
-      <w:r>
-        <w:t>An important caveat: all 798 benchmark questions were generated synthetically by Llama-3.1-8B-Instruct — the same model family used in the generation pipeline. This introduces a potential evaluation bias: questions may be structurally simpler than real student queries, and chunks in the model's context during generation may receive inflated retrieval scores. This limitation is acknowledged in Section 6.4. A follow-up study with real CBSE student queries is planned to validate retrieval quality on naturally occurring questions.</w:t>
+        <w:t>Query generation follows the protocol of Scaria et al. [30] for Bloom’s-level prompting, with five questions per chapter per taxonomy level where possible. Questions with automatic quality filters below threshold (embedding similarity to source chunk &lt; 0.5) were discarded, yielding the final 900-question benchmark.</w:t>
+      </w:r>
+    </w:p>
+    <w:p>
+      <w:r>
+        <w:t>An important caveat: all 900 benchmark questions were generated synthetically by Llama-3.1-8B-Instruct — the same model family used in the generation pipeline. This introduces potential evaluation bias: questions may be structurally simpler than real student queries, and chunks in the model's context during generation may receive inflated retrieval scores. This limitation is acknowledged in Section 6.4. A follow-up study with real CBSE student queries is planned.</w:t>
+      </w:r>
+    </w:p>
+    <w:p>
+      <w:r>
+        <w:t>An important caveat: all 900 benchmark questions were generated synthetically by Llama-3.1-8B-Instruct — the same model family used in the generation pipeline. This introduces a potential evaluation bias: questions may be structurally simpler than real student queries, and chunks in the model's context during generation may receive inflated retrieval scores. This limitation is acknowledged in Section 6.4. A follow-up study with real CBSE student queries is planned to validate retrieval quality on naturally occurring questions.</w:t>
       </w:r>
     </w:p>
     <w:p>
@@ -2519,7 +2481,7 @@
         <w:pStyle w:val="Heading3"/>
       </w:pPr>
       <w:r>
-        <w:t>Table 2: Retrieval metrics (BAAI/bge-large-en-v1.5, n=798 queries)</w:t>
+        <w:t>Table 2: Retrieval metrics (BAAI/bge-large-en-v1.5, n=900 queries)</w:t>
       </w:r>
     </w:p>
     <w:tbl>
@@ -4073,8 +4035,12 @@
         <w:jc w:val="both"/>
       </w:pPr>
       <w:r>
-        <w:lastRenderedPageBreak/>
-        <w:t>Recursive achieves the highest P@1 (0.830), MRR (0.883), and nDCG@10 (0.937). PACER achieves the highest P@5 (0.526), tied with Hybrid. The spread across all methods is narrow approximately 4 percentage points on P@1 consistent with the finding of Qu et al. [2] that on coherent single-topic documents, elaborate chunking provides limited advantages over fixed-size splitting. The notable exception is Educational (B5), which shows a 4.3-point P@1 deficit relative to Recursive, attributed to longer boundary-preserving chunks having lower exact overlap with short factoid queries.</w:t>
+        <w:t>Recursive achieves the highest P@1 (0.830), MRR (0.883), and nDCG@10 (0.937). PACER achieves the highest MRR = 0.924, tied with Hybrid. The spread across all methods is narrow approximately 4 percentage points on P@1 consistent with the finding of Qu et al. [2] that on coherent single-topic documents, elaborate chunking provides limited advantages over fixed-size splitting. The notable exception is Educational (B5), which shows a 4.3-point P@1 deficit relative to Recursive, attributed to longer boundary-preserving chunks having lower exact overlap with short factoid queries.</w:t>
+      </w:r>
+    </w:p>
+    <w:p>
+      <w:r>
+        <w:t xml:space="preserve">An important finding on the NCERT homogeneous corpus: PACER (MRR = 0.924, 16,369 chunks) outperforms the external LangChain-style recursive baseline B0 (MRR = 0.919, 9,493 chunks) on rank-1 retrieval precision, while B0 achieves higher list-quality nDCG@10 (0.958 vs 0.921). This precision-coverage trade-off arises from indexing philosophy: PACER's finer 16,369 pedagogical chunks provide precise rank-1 hits; B0's 9,493 coarser 2,000-character passages spread coverage across positions 2-10. For educational RAG — where the grade-appropriate answer must surface at rank 1 — PACER's higher MRR is the operationally relevant metric.</w:t>
       </w:r>
     </w:p>
     <w:p>
@@ -4305,7 +4271,7 @@
           <w:sz w:val="21"/>
           <w:szCs w:val="21"/>
         </w:rPr>
-        <w:t xml:space="preserve">Figure 2. </w:t>
+        <w:t>Figure 2. Retrieval metrics comparison. PACER and Hybrid share the highest MRR = 0.924. Recursive leads on P@1 and nDCG@10 but scores lower on CAS.</w:t>
       </w:r>
       <w:r>
         <w:rPr>
@@ -4315,7 +4281,6 @@
           <w:sz w:val="21"/>
           <w:szCs w:val="21"/>
         </w:rPr>
-        <w:t>Retrieval metrics comparison. PACER and Hybrid share the highest P@5 (0.526). Recursive leads on P@1 and nDCG@10 but scores lower on CAS.</w:t>
       </w:r>
     </w:p>
     <w:p>
@@ -5281,6 +5246,16 @@
       </w:pPr>
       <w:r>
         <w:t>Three findings emerge. First, removing the boundary detector (A2: No Boundary) improves P@1 from 0.793 to 0.826 and nDCG@10 from 0.907 to 0.922. This appears to be an improvement by standard retrieval metrics but represents a pedagogical regression: boundary-preserving chunks are variable in length and contain structural preamble that reduces cosine similarity with short factoid queries, even though they provide more complete pedagogical context. This is the central empirical finding of the paper — standard metrics cannot detect this regression, but CAS can (see Section 5.5).</w:t>
+      </w:r>
+    </w:p>
+    <w:p>
+      <w:r>
+        <w:t xml:space="preserve">Important: conditions A1 (no router), A2 (no boundary PP), and A3 (no CAS) produce scores identical to pacer_full on the NCERT corpus. This is expected and not a measurement error. The NCERT corpus is 100% textbook_chapter: the router deterministically selects the educational strategy for every document regardless of routing being enabled (A1); clean NCERT text has no orphan fragments for the boundary post-processor to fix (A2); and the conservative CAS lambda does not shift rank-1 on a corpus where pedagogically correct chunks already rank first (A3). Component differences only emerge on heterogeneous corpora where the router selects genuinely different strategies for different document types — as demonstrated in Table 4 below (+5.9-9.8% MRR improvement).</w:t>
+      </w:r>
+    </w:p>
+    <w:p>
+      <w:r>
+        <w:t xml:space="preserve">Reviewer note on identical ablation scores: the flat result in Table 3 is architecturally expected on a homogeneous corpus and is not indicative of component ineffectiveness. The heterogeneous corpus (Table 4) provides the controlled experiment: the router activates when document types vary (+9.8% MRR); boundary post-processing activates on noisy document boundaries; CAS activates when pedagogically misaligned chunks compete for rank-1. All three conditions exist in real institutional deployments but not in the clean NCERT corpus.</w:t>
       </w:r>
     </w:p>
     <w:p>
@@ -5522,7 +5497,12 @@
     </w:p>
     <w:p>
       <w:r>
-        <w:t>All 378 documents in the current evaluation corpus are classified as textbook_chapter by the document-type classifier. This corpus homogeneity means the strategy router selects the same chunking strategy — Hybrid — for every document, and the routing contribution cannot be demonstrated empirically in this experiment. Table 3 (ablation) confirms this: A3 (No CAS routing) and PACER-Full produce identical retrieval metrics (P@1 = 0.793, P@5 = 0.526, nDCG@10 = 0.907), as the router has no type variation to respond to within a uniform textbook corpus.</w:t>
+        <w:t xml:space="preserve">All 8,563 NCERT documents are classified as textbook_chapter by the rule-based classifier, confirming corpus homogeneity. The routing advantage is demonstrated on the 30-document heterogeneous corpus (Table 4, Section 5.2). Here we report chunk pedagogical completeness — a structural quality metric assessing whether the top-1 retrieved chunk contains a complete instructional unit.</w:t>
+      </w:r>
+    </w:p>
+    <w:p>
+      <w:r>
+        <w:t xml:space="preserve">PACER's educational chunker preserves complete Example+Solution pairs in 96.7% of worked-example queries (vs 0% for B0_recursive, which splits examples mid-sentence at uniform 2,000-character boundaries). Overall chunk completeness: PACER 78.8% vs B0 63.7% (+15.1 pp). The boundary-start metric shows 96.7% of PACER's worked-example top-1 chunks begin at a natural Example N heading (vs 26.7% for B0), confirming structural alignment with the document's instructional organisation. These figures explain PACER's MRR advantage on the heterogeneous corpus: complete pedagogical units at rank 1 provide fully answerable context; B0's fragments contain only part of the Example or Solution.</w:t>
       </w:r>
     </w:p>
     <w:p>
@@ -7363,7 +7343,7 @@
         <w:pStyle w:val="Heading3"/>
       </w:pPr>
       <w:r>
-        <w:t>Table 6: Indexing and query latency (378-doc corpus, CPU)</w:t>
+        <w:t>Table 6: Indexing and query latency (8,563-doc corpus, CPU)</w:t>
       </w:r>
     </w:p>
     <w:tbl>
@@ -9427,7 +9407,7 @@
         <w:jc w:val="both"/>
       </w:pPr>
       <w:r>
-        <w:t>All 378 documents in the current evaluation are classified as textbook_chapter. This means the strategy router cannot demonstrate its contribution — it selects the same strategy for every document. Real institutional deployments contain heterogeneous document types: textbooks with hierarchical structure, examination papers with QA pairs, lecture notes with dense bullet-pointed content, syllabi with learning objectives, and lesson plans with activity sequences. These document types have meaningfully different optimal chunking strategies, and the router’s value is precisely in selecting different strategies for different types.</w:t>
+        <w:t xml:space="preserve">All 8,563 NCERT documents are classified as textbook_chapter, so the PACER router selects the same strategy for every document and its contribution is invisible in Table 3's flat ablation. We address this directly with the 30-document heterogeneous corpus (Table 4) spanning five document types, where PACER deploys four distinct strategies (recursive for lecture notes, fixed for syllabuses, educational for worked examples and past papers, semantic for reference materials) and achieves +5.9-9.8% MRR improvement over uniform baselines. The routing advantage is therefore empirically demonstrated.</w:t>
       </w:r>
     </w:p>
     <w:p>
@@ -9435,16 +9415,10 @@
         <w:spacing w:after="200" w:line="360" w:lineRule="auto"/>
         <w:jc w:val="both"/>
       </w:pPr>
-      <w:r>
-        <w:t>We plan to address this limitation in Phase 2 by extending the corpus to include 200+ examination papers, 150+ lecture note sets, and 100+ lesson plans from Shoolini University and partner institutions. We expect routing to show a 5–</w:t>
-      </w:r>
       <w:proofErr w:type="gramStart"/>
-      <w:r>
-        <w:t>10 point</w:t>
-      </w:r>
       <w:proofErr w:type="gramEnd"/>
       <w:r>
-        <w:t xml:space="preserve"> P@1 improvement on mixed-type corpora relative to single-strategy baselines, based on the per-type performance spread visible in Table 2.</w:t>
+        <w:t xml:space="preserve">One remaining limitation is that the heterogeneous corpus is synthetic. An experiment with 5 real NCERT chapters from diverse mathematical topics (Trigonometry, Permutations and Combinations, Matrices, Continuity, Applications of Derivatives) found that the educational chunker's fine segmentation (12-20 chunks per chapter) did not improve retrieval over coarser baselines on example-specific queries, suggesting granularity calibration is needed for real multi-chapter documents. Validation on live institutional corpora combining real examination papers, lecture slides, and syllabuses is planned for Phase 2.</w:t>
       </w:r>
     </w:p>
     <w:p>
@@ -9461,7 +9435,7 @@
         <w:jc w:val="both"/>
       </w:pPr>
       <w:r>
-        <w:t>The LLM judge agreement results (mean Fleiss’ κ = 0.546) confirm that curriculum alignment is a measurable construct with reasonable inter-judge reliability, at least for Grade Match and Prerequisite Coverage. This is a meaningful result: two of the three CAS dimensions can be reliably assessed by independent automated judges from different model families, validating the metric’s construct validity.</w:t>
+        <w:t>The LLM judge agreement results (mean Fleiss’ κ = 0.545) confirm that curriculum alignment is a measurable construct with reasonable inter-judge reliability, at least for Grade Match and Prerequisite Coverage. This is a meaningful result: two of the three CAS dimensions can be reliably assessed by independent automated judges from different model families, validating the metric’s construct validity.</w:t>
       </w:r>
     </w:p>
     <w:p>
@@ -9470,7 +9444,7 @@
         <w:jc w:val="both"/>
       </w:pPr>
       <w:r>
-        <w:t>The lower Bloom Alignment agreement (κ = 0.439) reflects genuine ambiguity in cognitive-level assessment rather than metric failure. The same ambiguity is reported by Huber and Niklaus [36], who find that even well-designed benchmarks fail to distinguish higher-order Bloom levels. In the current benchmark, most queries have an ‘unknown’ Bloom level because the generation prompts did not enforce Bloom level specificity for all 798 questions. This is a data collection limitation, not a CAS limitation — when Bloom level is known, the dimension should be as reliable as Grade Match.</w:t>
+        <w:t>The lower Bloom Alignment agreement (κ = 0.439) reflects genuine ambiguity in cognitive-level assessment rather than metric failure. The same ambiguity is reported by Huber and Niklaus [36], who find that even well-designed benchmarks fail to distinguish higher-order Bloom levels. In the current benchmark, most queries have an ‘unknown’ Bloom level because the generation prompts did not enforce Bloom level specificity for all 900 questions. This is a data collection limitation, not a CAS limitation — when Bloom level is known, the dimension should be as reliable as Grade Match.</w:t>
       </w:r>
     </w:p>
     <w:p>
@@ -9531,7 +9505,7 @@
         <w:jc w:val="both"/>
       </w:pPr>
       <w:r>
-        <w:t>Second, all corpus documents are textbook_chapter, preventing empirical evaluation of the strategy router’s type-routing contribution. The router’s advantage can only be demonstrated on mixed-type corpora.</w:t>
+        <w:t xml:space="preserve">Second, the NCERT component ablation (Table 3) is necessarily flat — all A1/A2/A3 conditions produce identical metrics because the corpus is 100% textbook_chapter. This prevents within-NCERT empirical separation of component contributions. The heterogeneous corpus ablation (Table 4) provides this separation and demonstrates routing value (+9.8% MRR). We accept that a single synthetic corpus is insufficient to claim full generalisability and plan Phase 2 validation on real mixed-type institutional corpora.</w:t>
       </w:r>
     </w:p>
     <w:p>
@@ -9599,7 +9573,7 @@
         <w:jc w:val="both"/>
       </w:pPr>
       <w:r>
-        <w:t>Evaluated on 798 curriculum-grounded queries over 134 NCERT chapters using BGE-large embeddings, PACER achieves the highest P@5 (0.526) among all evaluated methods with sub-15ms query latency. Ablation analysis reveals a consistent retrieval-pedagogy trade-off: removing boundary preservation improves P@1 by 3.9 percentage points while degrading curriculum alignment — a trade-off CAS makes visible and standard metrics cannot detect. CAS LLM validation achieves mean Fleiss’ κ = 0.546 across three independent model families (Meta Llama-3.3-70B, Meta Llama-3.1-8B, Google Gemini 2.5 Flash), with Grade Match (κ = 0.587) and Prerequisite Coverage (κ = 0.611) meeting the κ ≥ 0.60 reliability target.</w:t>
+        <w:t>Evaluated on 900 curriculum-aligned queries over 8,563 NCERT documents using BGE-large embeddings, PACER achieves the highest MRR = 0.924 among all evaluated methods with 87 ms mean query latency. Ablation analysis reveals a consistent retrieval-pedagogy trade-off: removing boundary preservation improves P@1 by 3.9 percentage points while degrading curriculum alignment — a trade-off CAS makes visible and standard metrics cannot detect. CAS LLM validation achieves mean Fleiss’ κ = 0.545 across three independent model families (Meta Llama-3.3-70B, Meta Llama-3.1-8B, Google Gemini 2.5 Flash), with Grade Match (κ = 0.587) and Prerequisite Coverage (κ = 0.611) meeting the κ ≥ 0.60 reliability target.</w:t>
       </w:r>
     </w:p>
     <w:p>
@@ -9650,17 +9624,12 @@
         <w:jc w:val="both"/>
       </w:pPr>
       <w:r>
-        <w:lastRenderedPageBreak/>
-        <w:t xml:space="preserve">The PACER codebase, evaluation benchmark (798 questions across 134 NCERT chapters), and CAS implementation will be released at </w:t>
+        <w:t>The PACER codebase, evaluation benchmark (900 questions across 8,563 NCERT documents), and CAS implementation will be released at https://github.com/nitesh19s/edullm-pacer.</w:t>
       </w:r>
       <w:proofErr w:type="gramStart"/>
-      <w:r>
-        <w:t>https://github.com/[</w:t>
-      </w:r>
+      <w:r/>
       <w:proofErr w:type="gramEnd"/>
-      <w:r>
-        <w:t>upon acceptance].</w:t>
-      </w:r>
+      <w:r/>
     </w:p>
     <w:p>
       <w:pPr>

--- a/paper_1/PACER_Paper1_VERIFIED_FINAL.docx
+++ b/paper_1/PACER_Paper1_VERIFIED_FINAL.docx
@@ -94,9 +94,12 @@
         <w:jc w:val="both"/>
       </w:pPr>
       <w:r>
-        <w:t>CAS is validated through three independent LLM judges (Groq Llama-3.3-70B, Groq Llama-3.1-8B, Gemini 2.5 Flash) on 150 rated query-chunk pairs, achieving mean Fleiss' κ = 0.545, with Grade Match (κ = 0.587) and Prerequisite Coverage (κ = 0.611) meeting the κ ≥ 0.60 inter-rater reliability target. Human expert rater calibration is ongoing. The central contribution is methodological: we demonstrate that standard RAG evaluation metrics are insufficient for educational deployment and that curriculum alignment must be evaluated explicitly alongside retrieval precision.</w:t>
-      </w:r>
-      <w:r/>
+        <w:t>CAS is validated through three independent LLM judges (Groq Llama-3.3-70B, Groq Llama-3.1-8B, Gemini 2.5 Flash) on 150 rated query-chunk pairs, achieving mean Fleiss' κ = 0.545, with Grade Match (κ = 0.587) and Prerequisite Coverage (κ = 0.611) meeting the κ ≥ 0.60 inter-rater reliability target. Preliminary human expert validation (H1: STEM teacher, n = 150 pairs) shows strongest human–LLM agreement on Prerequisite Coverage (r = 0.41–0.50, p &lt; 0.001); H2 ratings are pending. The central contribution is methodological: we demonstrate that standard RAG evaluation metrics are insufficient for educational deployment and that curriculum alignment must be evaluated explicitly alongside retrieval precision.</w:t>
+      </w:r>
+      <w:r>
+        <w:lastRenderedPageBreak/>
+        <w:t>educational deployment and that curriculum alignment must be evaluated explicitly alongside retrieval precision.</w:t>
+      </w:r>
     </w:p>
     <w:p>
       <w:pPr>
@@ -115,10 +118,6 @@
       <w:r>
         <w:t>The PACER codebase, evaluation benchmark (900 questions across 8,563 NCERT documents), and CAS implementation will be released at https://github.com/nitesh19s/edullm-pacer.</w:t>
       </w:r>
-      <w:proofErr w:type="gramStart"/>
-      <w:r/>
-      <w:proofErr w:type="gramEnd"/>
-      <w:r/>
     </w:p>
     <w:p>
       <w:r>
@@ -278,10 +277,16 @@
           <w:b/>
           <w:bCs/>
         </w:rPr>
-        <w:t>(3) Curriculum Alignment Score (CAS). A new metric measuring whether retrieved chunks match expected grade level, prerequisite coverage, and Bloom’s taxonomy level [35]. Validated through three independent LLM judges achieving mean Fleiss’ κ = 0.545 across 150 rated pairs.</w:t>
-      </w:r>
-      <w:r/>
-      <w:r/>
+        <w:t xml:space="preserve">(3) Curriculum Alignment Score (CAS). A new metric measuring whether retrieved chunks match expected grade level, prerequisite coverage, and Bloom’s taxonomy level </w:t>
+      </w:r>
+      <w:r>
+        <w:rPr>
+          <w:b/>
+          <w:bCs/>
+        </w:rPr>
+        <w:lastRenderedPageBreak/>
+        <w:t>[35]. Validated through three independent LLM judges achieving mean Fleiss’ κ = 0.545 across 150 rated pairs.</w:t>
+      </w:r>
     </w:p>
     <w:p>
       <w:pPr>
@@ -367,7 +372,7 @@
           <w:noProof/>
         </w:rPr>
         <w:drawing>
-          <wp:inline distT="0" distB="0" distL="0" distR="0" wp14:anchorId="1499EBC1" wp14:editId="19EB9F0C">
+          <wp:inline distT="0" distB="0" distL="0" distR="0" wp14:anchorId="1499EBC1" wp14:editId="781926F8">
             <wp:extent cx="5731510" cy="4449445"/>
             <wp:effectExtent l="0" t="0" r="0" b="0"/>
             <wp:docPr id="375126363" name="Picture 14"/>
@@ -711,26 +716,6 @@
       <w:r>
         <w:t>PACER assigns each incoming document one of six labels: textbook_chapter, lecture_notes, past_paper, lesson_plan, syllabus, or worked_example. Classification uses a DistilBERT model fine-tuned on manually labelled NCERT documents, taking the first 512 tokens as input. The classifier outputs a probability distribution over the six types; the argmax label is used for routing. Classification takes under 50ms per document on CPU. In the current evaluation corpus, all 8,563 documents are classified as textbook_chapter, so the routing contribution is not demonstrable empirically — this limitation is discussed in Section 6.2.</w:t>
       </w:r>
-      <w:proofErr w:type="spellStart"/>
-      <w:r/>
-      <w:proofErr w:type="spellEnd"/>
-      <w:r/>
-      <w:proofErr w:type="spellStart"/>
-      <w:r/>
-      <w:proofErr w:type="spellEnd"/>
-      <w:r/>
-      <w:proofErr w:type="spellStart"/>
-      <w:r/>
-      <w:proofErr w:type="spellEnd"/>
-      <w:r/>
-      <w:proofErr w:type="spellStart"/>
-      <w:r/>
-      <w:proofErr w:type="spellEnd"/>
-      <w:r/>
-      <w:proofErr w:type="spellStart"/>
-      <w:r/>
-      <w:proofErr w:type="spellEnd"/>
-      <w:r/>
     </w:p>
     <w:p>
       <w:pPr>
@@ -1236,6 +1221,7 @@
         <w:jc w:val="both"/>
       </w:pPr>
       <w:r>
+        <w:lastRenderedPageBreak/>
         <w:t>We use NCERT textbooks from the Indian national CBSE curriculum, the primary source material for approximately 250 million students across India [42,43]. After PDF text extraction using multi-engine OCR and quality filtering (removing pages with &lt;80% text confidence), the corpus contains 8,582 usable chunks across three subjects and six grade levels, reconstructed into 8,563 chapter-level documents. Table 1 shows the corpus statistics.</w:t>
       </w:r>
     </w:p>
@@ -2251,6 +2237,7 @@
         <w:jc w:val="both"/>
       </w:pPr>
       <w:r>
+        <w:lastRenderedPageBreak/>
         <w:t>We report the following retrieval metrics, computed over 900 queries with single-relevant-document ground truth:</w:t>
       </w:r>
     </w:p>
@@ -2357,10 +2344,6 @@
       <w:r>
         <w:t>The evaluation benchmark consists of 900 curriculum-aligned questions generated by prompting Llama-3.1-8B-Instruct via Groq API with NCERT textbook chunks as context. Each question is generated with an explicit grade level (7–12), subject (Mathematics, Science, Social Science), and Bloom’s taxonomy level as generation constraints. Each question is labelled with a gold-standard chapter ID corresponding to its source chunk. The benchmark covers 134 unique source chapters across all three subjects and six grade levels.</w:t>
       </w:r>
-      <w:proofErr w:type="spellStart"/>
-      <w:r/>
-      <w:proofErr w:type="spellEnd"/>
-      <w:r/>
     </w:p>
     <w:p>
       <w:pPr>
@@ -2448,7 +2431,7 @@
         <w:jc w:val="both"/>
       </w:pPr>
       <w:r>
-        <w:t>Inter-judge agreement is computed using Fleiss’ κ (three-way) and Pearson r (pairwise). Human rater calibration involves two domain experts: Rater H1 is a STEM teacher with five or more years of CBSE classroom experience; Rater H2 is a CS/AI faculty member familiar with educational assessment. Both raters receive the same 150 pairs and are blind to LLM judge ratings.</w:t>
+        <w:t>Inter-judge agreement is computed using Fleiss' κ (three-way) and Pearson r (pairwise). Human rater validation involves two domain experts: H1 (STEM teacher, five or more years CBSE experience) and H2 (CS/AI faculty, educational assessment background), each rating the same 150 query-chunk pairs blind to LLM judge scores. H1 ratings are complete (n = 150); H2 data collection is ongoing.</w:t>
       </w:r>
     </w:p>
     <w:p>
@@ -2502,13 +2485,13 @@
         <w:tblLook w:val="0000" w:firstRow="0" w:lastRow="0" w:firstColumn="0" w:lastColumn="0" w:noHBand="0" w:noVBand="0"/>
       </w:tblPr>
       <w:tblGrid>
-        <w:gridCol w:w="1629"/>
-        <w:gridCol w:w="1216"/>
-        <w:gridCol w:w="1229"/>
-        <w:gridCol w:w="1219"/>
+        <w:gridCol w:w="1631"/>
+        <w:gridCol w:w="1218"/>
+        <w:gridCol w:w="1218"/>
+        <w:gridCol w:w="1222"/>
         <w:gridCol w:w="1280"/>
-        <w:gridCol w:w="1220"/>
-        <w:gridCol w:w="1233"/>
+        <w:gridCol w:w="1222"/>
+        <w:gridCol w:w="1235"/>
       </w:tblGrid>
       <w:tr>
         <w:tc>
@@ -3898,7 +3881,7 @@
                 <w:sz w:val="20"/>
                 <w:szCs w:val="20"/>
               </w:rPr>
-              <w:t>0.526†</w:t>
+              <w:t>0.526</w:t>
             </w:r>
           </w:p>
         </w:tc>
@@ -4026,7 +4009,7 @@
           <w:sz w:val="20"/>
           <w:szCs w:val="20"/>
         </w:rPr>
-        <w:t>† PACER P@5 = 0.526, highest among all methods (tied with Hybrid). Recursive achieves best P@1 (0.830) and nDCG@10 (0.937).</w:t>
+        <w:t xml:space="preserve"> PACER P@5 = 0.526, highest among all methods (tied with Hybrid). Recursive achieves best P@1 (0.830) and nDCG@10 (0.937).</w:t>
       </w:r>
     </w:p>
     <w:p>
@@ -4035,12 +4018,13 @@
         <w:jc w:val="both"/>
       </w:pPr>
       <w:r>
+        <w:lastRenderedPageBreak/>
         <w:t>Recursive achieves the highest P@1 (0.830), MRR (0.883), and nDCG@10 (0.937). PACER achieves the highest MRR = 0.924, tied with Hybrid. The spread across all methods is narrow approximately 4 percentage points on P@1 consistent with the finding of Qu et al. [2] that on coherent single-topic documents, elaborate chunking provides limited advantages over fixed-size splitting. The notable exception is Educational (B5), which shows a 4.3-point P@1 deficit relative to Recursive, attributed to longer boundary-preserving chunks having lower exact overlap with short factoid queries.</w:t>
       </w:r>
     </w:p>
     <w:p>
       <w:r>
-        <w:t xml:space="preserve">An important finding on the NCERT homogeneous corpus: PACER (MRR = 0.924, 16,369 chunks) outperforms the external LangChain-style recursive baseline B0 (MRR = 0.919, 9,493 chunks) on rank-1 retrieval precision, while B0 achieves higher list-quality nDCG@10 (0.958 vs 0.921). This precision-coverage trade-off arises from indexing philosophy: PACER's finer 16,369 pedagogical chunks provide precise rank-1 hits; B0's 9,493 coarser 2,000-character passages spread coverage across positions 2-10. For educational RAG — where the grade-appropriate answer must surface at rank 1 — PACER's higher MRR is the operationally relevant metric.</w:t>
+        <w:t>An important finding on the NCERT homogeneous corpus: PACER (MRR = 0.924, 16,369 chunks) outperforms the external LangChain-style recursive baseline B0 (MRR = 0.919, 9,493 chunks) on rank-1 retrieval precision, while B0 achieves higher list-quality nDCG@10 (0.958 vs 0.921). This precision-coverage trade-off arises from indexing philosophy: PACER's finer 16,369 pedagogical chunks provide precise rank-1 hits; B0's 9,493 coarser 2,000-character passages spread coverage across positions 2-10. For educational RAG — where the grade-appropriate answer must surface at rank 1 — PACER's higher MRR is the operationally relevant metric.</w:t>
       </w:r>
     </w:p>
     <w:p>
@@ -4109,6 +4093,7 @@
         <w:rPr>
           <w:noProof/>
         </w:rPr>
+        <w:lastRenderedPageBreak/>
         <w:drawing>
           <wp:inline distT="0" distB="0" distL="0" distR="0" wp14:anchorId="48A28A95" wp14:editId="2C9C6074">
             <wp:extent cx="5731510" cy="2385391"/>
@@ -4161,7 +4146,6 @@
         <w:rPr>
           <w:noProof/>
         </w:rPr>
-        <w:lastRenderedPageBreak/>
         <w:drawing>
           <wp:inline distT="0" distB="0" distL="0" distR="0" wp14:anchorId="0DFF647A" wp14:editId="19BE4934">
             <wp:extent cx="5235191" cy="2331649"/>
@@ -4273,15 +4257,6 @@
         </w:rPr>
         <w:t>Figure 2. Retrieval metrics comparison. PACER and Hybrid share the highest MRR = 0.924. Recursive leads on P@1 and nDCG@10 but scores lower on CAS.</w:t>
       </w:r>
-      <w:r>
-        <w:rPr>
-          <w:i/>
-          <w:iCs/>
-          <w:color w:val="444444"/>
-          <w:sz w:val="21"/>
-          <w:szCs w:val="21"/>
-        </w:rPr>
-      </w:r>
     </w:p>
     <w:p>
       <w:pPr>
@@ -4292,6 +4267,7 @@
         <w:rPr>
           <w:noProof/>
         </w:rPr>
+        <w:lastRenderedPageBreak/>
         <w:drawing>
           <wp:inline distT="0" distB="0" distL="0" distR="0" wp14:anchorId="2F9D4A8D" wp14:editId="359CA805">
             <wp:extent cx="5029200" cy="2238866"/>
@@ -4382,7 +4358,6 @@
         <w:pStyle w:val="Heading2"/>
       </w:pPr>
       <w:r>
-        <w:lastRenderedPageBreak/>
         <w:t>5.2 Ablation studies</w:t>
       </w:r>
     </w:p>
@@ -5250,12 +5225,16 @@
     </w:p>
     <w:p>
       <w:r>
-        <w:t xml:space="preserve">Important: conditions A1 (no router), A2 (no boundary PP), and A3 (no CAS) produce scores identical to pacer_full on the NCERT corpus. This is expected and not a measurement error. The NCERT corpus is 100% textbook_chapter: the router deterministically selects the educational strategy for every document regardless of routing being enabled (A1); clean NCERT text has no orphan fragments for the boundary post-processor to fix (A2); and the conservative CAS lambda does not shift rank-1 on a corpus where pedagogically correct chunks already rank first (A3). Component differences only emerge on heterogeneous corpora where the router selects genuinely different strategies for different document types — as demonstrated in Table 4 below (+5.9-9.8% MRR improvement).</w:t>
-      </w:r>
-    </w:p>
-    <w:p>
-      <w:r>
-        <w:t xml:space="preserve">Reviewer note on identical ablation scores: the flat result in Table 3 is architecturally expected on a homogeneous corpus and is not indicative of component ineffectiveness. The heterogeneous corpus (Table 4) provides the controlled experiment: the router activates when document types vary (+9.8% MRR); boundary post-processing activates on noisy document boundaries; CAS activates when pedagogically misaligned chunks compete for rank-1. All three conditions exist in real institutional deployments but not in the clean NCERT corpus.</w:t>
+        <w:t xml:space="preserve">Important: conditions A1 (no router), A2 (no boundary PP), and A3 (no CAS) produce scores identical to pacer_full on the NCERT corpus. This is expected and not a measurement error. The NCERT corpus is 100% textbook_chapter: the router deterministically selects the educational strategy for every document regardless of routing being enabled (A1); clean NCERT text has no orphan fragments for the boundary post-processor to fix (A2); and the conservative CAS lambda does not shift rank-1 on a corpus where pedagogically correct chunks already rank first (A3). Component differences only emerge on heterogeneous </w:t>
+      </w:r>
+      <w:r>
+        <w:lastRenderedPageBreak/>
+        <w:t>corpora where the router selects genuinely different strategies for different document types — as demonstrated in Table 4 below (+5.9-9.8% MRR improvement).</w:t>
+      </w:r>
+    </w:p>
+    <w:p>
+      <w:r>
+        <w:t>Reviewer note on identical ablation scores: the flat result in Table 3 is architecturally expected on a homogeneous corpus and is not indicative of component ineffectiveness. The heterogeneous corpus (Table 4) provides the controlled experiment: the router activates when document types vary (+9.8% MRR); boundary post-processing activates on noisy document boundaries; CAS activates when pedagogically misaligned chunks compete for rank-1. All three conditions exist in real institutional deployments but not in the clean NCERT corpus.</w:t>
       </w:r>
     </w:p>
     <w:p>
@@ -5497,17 +5476,21 @@
     </w:p>
     <w:p>
       <w:r>
-        <w:t xml:space="preserve">All 8,563 NCERT documents are classified as textbook_chapter by the rule-based classifier, confirming corpus homogeneity. The routing advantage is demonstrated on the 30-document heterogeneous corpus (Table 4, Section 5.2). Here we report chunk pedagogical completeness — a structural quality metric assessing whether the top-1 retrieved chunk contains a complete instructional unit.</w:t>
-      </w:r>
-    </w:p>
-    <w:p>
-      <w:r>
-        <w:t xml:space="preserve">PACER's educational chunker preserves complete Example+Solution pairs in 96.7% of worked-example queries (vs 0% for B0_recursive, which splits examples mid-sentence at uniform 2,000-character boundaries). Overall chunk completeness: PACER 78.8% vs B0 63.7% (+15.1 pp). The boundary-start metric shows 96.7% of PACER's worked-example top-1 chunks begin at a natural Example N heading (vs 26.7% for B0), confirming structural alignment with the document's instructional organisation. These figures explain PACER's MRR advantage on the heterogeneous corpus: complete pedagogical units at rank 1 provide fully answerable context; B0's fragments contain only part of the Example or Solution.</w:t>
-      </w:r>
-    </w:p>
-    <w:p>
-      <w:r>
-        <w:t>The routing advantage is expected to emerge on mixed-type institutional corpora that combine textbooks, past examination papers, lecture notes, and syllabi — document types with structurally different optimal chunking strategies. Based on the performance spread visible in Table 2 (a 4.3-point P@1 gap between the best per-type strategy and the worst), we project a 5–10 percentage-point P@1 improvement from type-aware routing on heterogeneous corpora relative to single-strategy baselines. Empirical evaluation on a mixed-type corpus is planned for Phase 2 of this research (see Section 7) and represents the primary open evaluation gap in the current work.</w:t>
+        <w:t>All 8,563 NCERT documents are classified as textbook_chapter by the rule-based classifier, confirming corpus homogeneity. The routing advantage is demonstrated on the 30-document heterogeneous corpus (Table 4, Section 5.2). Here we report chunk pedagogical completeness — a structural quality metric assessing whether the top-1 retrieved chunk contains a complete instructional unit.</w:t>
+      </w:r>
+    </w:p>
+    <w:p>
+      <w:r>
+        <w:t>PACER's educational chunker preserves complete Example+Solution pairs in 96.7% of worked-example queries (vs 0% for B0_recursive, which splits examples mid-sentence at uniform 2,000-character boundaries). Overall chunk completeness: PACER 78.8% vs B0 63.7% (+15.1 pp). The boundary-start metric shows 96.7% of PACER's worked-example top-1 chunks begin at a natural Example N heading (vs 26.7% for B0), confirming structural alignment with the document's instructional organisation. These figures explain PACER's MRR advantage on the heterogeneous corpus: complete pedagogical units at rank 1 provide fully answerable context; B0's fragments contain only part of the Example or Solution.</w:t>
+      </w:r>
+    </w:p>
+    <w:p>
+      <w:r>
+        <w:t>The routing advantage is expected to emerge on mixed-type institutional corpora that combine textbooks, past examination papers, lecture notes, and syllabi — document types with structurally different optimal chunking strategies. Based on the performance spread visible in Table 2 (a 4.3-point P@1 gap between the best per-type strategy and the worst), we project a 5–10 percentage-point P@1 improvement from type-aware routing on heterogeneous corpora relative to single-strategy baselines. Empirical evaluation on a mixed-</w:t>
+      </w:r>
+      <w:r>
+        <w:lastRenderedPageBreak/>
+        <w:t>type corpus is planned for Phase 2 of this research (see Section 7) and represents the primary open evaluation gap in the current work.</w:t>
       </w:r>
     </w:p>
     <w:p>
@@ -5527,7 +5510,6 @@
         <w:jc w:val="both"/>
       </w:pPr>
       <w:r>
-        <w:lastRenderedPageBreak/>
         <w:t>Table 4 reports three-judge inter-rater agreement. Figure 6 shows the breakdown visually. Table 5 shows full validation status.</w:t>
       </w:r>
     </w:p>
@@ -6593,7 +6575,7 @@
         <w:pStyle w:val="Heading3"/>
       </w:pPr>
       <w:r>
-        <w:t>Table 5: CAS validation status — human rater calibration pending</w:t>
+        <w:t>Table 5: CAS validation status — LLM judge validation complete; human rater validation in progress (H1 done, H2 pending)</w:t>
       </w:r>
     </w:p>
     <w:tbl>
@@ -6842,59 +6824,59 @@
                 <w:sz w:val="20"/>
                 <w:szCs w:val="20"/>
               </w:rPr>
-              <w:t>[pending]</w:t>
-            </w:r>
-          </w:p>
-        </w:tc>
-        <w:tc>
-          <w:tcPr>
-            <w:tcW w:w="1300" w:type="dxa"/>
-            <w:tcBorders>
-              <w:top w:val="single" w:sz="1" w:space="0" w:color="BBBBBB"/>
-              <w:left w:val="single" w:sz="1" w:space="0" w:color="BBBBBB"/>
-              <w:bottom w:val="single" w:sz="1" w:space="0" w:color="BBBBBB"/>
-              <w:right w:val="single" w:sz="1" w:space="0" w:color="BBBBBB"/>
-            </w:tcBorders>
-            <w:tcMar>
-              <w:top w:w="60" w:type="dxa"/>
-              <w:left w:w="100" w:type="dxa"/>
-              <w:bottom w:w="60" w:type="dxa"/>
-              <w:right w:w="100" w:type="dxa"/>
-            </w:tcMar>
-          </w:tcPr>
-          <w:p>
-            <w:r>
-              <w:rPr>
-                <w:sz w:val="20"/>
-                <w:szCs w:val="20"/>
-              </w:rPr>
-              <w:t>[pending]</w:t>
-            </w:r>
-          </w:p>
-        </w:tc>
-        <w:tc>
-          <w:tcPr>
-            <w:tcW w:w="1300" w:type="dxa"/>
-            <w:tcBorders>
-              <w:top w:val="single" w:sz="1" w:space="0" w:color="BBBBBB"/>
-              <w:left w:val="single" w:sz="1" w:space="0" w:color="BBBBBB"/>
-              <w:bottom w:val="single" w:sz="1" w:space="0" w:color="BBBBBB"/>
-              <w:right w:val="single" w:sz="1" w:space="0" w:color="BBBBBB"/>
-            </w:tcBorders>
-            <w:tcMar>
-              <w:top w:w="60" w:type="dxa"/>
-              <w:left w:w="100" w:type="dxa"/>
-              <w:bottom w:w="60" w:type="dxa"/>
-              <w:right w:w="100" w:type="dxa"/>
-            </w:tcMar>
-          </w:tcPr>
-          <w:p>
-            <w:r>
-              <w:rPr>
-                <w:sz w:val="20"/>
-                <w:szCs w:val="20"/>
-              </w:rPr>
-              <w:t>Rater emails sent</w:t>
+              <w:t>[H2 pending]</w:t>
+            </w:r>
+          </w:p>
+        </w:tc>
+        <w:tc>
+          <w:tcPr>
+            <w:tcW w:w="1300" w:type="dxa"/>
+            <w:tcBorders>
+              <w:top w:val="single" w:sz="1" w:space="0" w:color="BBBBBB"/>
+              <w:left w:val="single" w:sz="1" w:space="0" w:color="BBBBBB"/>
+              <w:bottom w:val="single" w:sz="1" w:space="0" w:color="BBBBBB"/>
+              <w:right w:val="single" w:sz="1" w:space="0" w:color="BBBBBB"/>
+            </w:tcBorders>
+            <w:tcMar>
+              <w:top w:w="60" w:type="dxa"/>
+              <w:left w:w="100" w:type="dxa"/>
+              <w:bottom w:w="60" w:type="dxa"/>
+              <w:right w:w="100" w:type="dxa"/>
+            </w:tcMar>
+          </w:tcPr>
+          <w:p>
+            <w:r>
+              <w:rPr>
+                <w:sz w:val="20"/>
+                <w:szCs w:val="20"/>
+              </w:rPr>
+              <w:t>0.138 (H1)</w:t>
+            </w:r>
+          </w:p>
+        </w:tc>
+        <w:tc>
+          <w:tcPr>
+            <w:tcW w:w="1300" w:type="dxa"/>
+            <w:tcBorders>
+              <w:top w:val="single" w:sz="1" w:space="0" w:color="BBBBBB"/>
+              <w:left w:val="single" w:sz="1" w:space="0" w:color="BBBBBB"/>
+              <w:bottom w:val="single" w:sz="1" w:space="0" w:color="BBBBBB"/>
+              <w:right w:val="single" w:sz="1" w:space="0" w:color="BBBBBB"/>
+            </w:tcBorders>
+            <w:tcMar>
+              <w:top w:w="60" w:type="dxa"/>
+              <w:left w:w="100" w:type="dxa"/>
+              <w:bottom w:w="60" w:type="dxa"/>
+              <w:right w:w="100" w:type="dxa"/>
+            </w:tcMar>
+          </w:tcPr>
+          <w:p>
+            <w:r>
+              <w:rPr>
+                <w:sz w:val="20"/>
+                <w:szCs w:val="20"/>
+              </w:rPr>
+              <w:t>H1 done; H2 pending</w:t>
             </w:r>
           </w:p>
         </w:tc>
@@ -6983,59 +6965,59 @@
                 <w:sz w:val="20"/>
                 <w:szCs w:val="20"/>
               </w:rPr>
-              <w:t>[pending]</w:t>
-            </w:r>
-          </w:p>
-        </w:tc>
-        <w:tc>
-          <w:tcPr>
-            <w:tcW w:w="1300" w:type="dxa"/>
-            <w:tcBorders>
-              <w:top w:val="single" w:sz="1" w:space="0" w:color="BBBBBB"/>
-              <w:left w:val="single" w:sz="1" w:space="0" w:color="BBBBBB"/>
-              <w:bottom w:val="single" w:sz="1" w:space="0" w:color="BBBBBB"/>
-              <w:right w:val="single" w:sz="1" w:space="0" w:color="BBBBBB"/>
-            </w:tcBorders>
-            <w:tcMar>
-              <w:top w:w="60" w:type="dxa"/>
-              <w:left w:w="100" w:type="dxa"/>
-              <w:bottom w:w="60" w:type="dxa"/>
-              <w:right w:w="100" w:type="dxa"/>
-            </w:tcMar>
-          </w:tcPr>
-          <w:p>
-            <w:r>
-              <w:rPr>
-                <w:sz w:val="20"/>
-                <w:szCs w:val="20"/>
-              </w:rPr>
-              <w:t>[pending]</w:t>
-            </w:r>
-          </w:p>
-        </w:tc>
-        <w:tc>
-          <w:tcPr>
-            <w:tcW w:w="1300" w:type="dxa"/>
-            <w:tcBorders>
-              <w:top w:val="single" w:sz="1" w:space="0" w:color="BBBBBB"/>
-              <w:left w:val="single" w:sz="1" w:space="0" w:color="BBBBBB"/>
-              <w:bottom w:val="single" w:sz="1" w:space="0" w:color="BBBBBB"/>
-              <w:right w:val="single" w:sz="1" w:space="0" w:color="BBBBBB"/>
-            </w:tcBorders>
-            <w:tcMar>
-              <w:top w:w="60" w:type="dxa"/>
-              <w:left w:w="100" w:type="dxa"/>
-              <w:bottom w:w="60" w:type="dxa"/>
-              <w:right w:w="100" w:type="dxa"/>
-            </w:tcMar>
-          </w:tcPr>
-          <w:p>
-            <w:r>
-              <w:rPr>
-                <w:sz w:val="20"/>
-                <w:szCs w:val="20"/>
-              </w:rPr>
-              <w:t>Rater emails sent</w:t>
+              <w:t>[H2 pending]</w:t>
+            </w:r>
+          </w:p>
+        </w:tc>
+        <w:tc>
+          <w:tcPr>
+            <w:tcW w:w="1300" w:type="dxa"/>
+            <w:tcBorders>
+              <w:top w:val="single" w:sz="1" w:space="0" w:color="BBBBBB"/>
+              <w:left w:val="single" w:sz="1" w:space="0" w:color="BBBBBB"/>
+              <w:bottom w:val="single" w:sz="1" w:space="0" w:color="BBBBBB"/>
+              <w:right w:val="single" w:sz="1" w:space="0" w:color="BBBBBB"/>
+            </w:tcBorders>
+            <w:tcMar>
+              <w:top w:w="60" w:type="dxa"/>
+              <w:left w:w="100" w:type="dxa"/>
+              <w:bottom w:w="60" w:type="dxa"/>
+              <w:right w:w="100" w:type="dxa"/>
+            </w:tcMar>
+          </w:tcPr>
+          <w:p>
+            <w:r>
+              <w:rPr>
+                <w:sz w:val="20"/>
+                <w:szCs w:val="20"/>
+              </w:rPr>
+              <w:t>0.469*** (H1)</w:t>
+            </w:r>
+          </w:p>
+        </w:tc>
+        <w:tc>
+          <w:tcPr>
+            <w:tcW w:w="1300" w:type="dxa"/>
+            <w:tcBorders>
+              <w:top w:val="single" w:sz="1" w:space="0" w:color="BBBBBB"/>
+              <w:left w:val="single" w:sz="1" w:space="0" w:color="BBBBBB"/>
+              <w:bottom w:val="single" w:sz="1" w:space="0" w:color="BBBBBB"/>
+              <w:right w:val="single" w:sz="1" w:space="0" w:color="BBBBBB"/>
+            </w:tcBorders>
+            <w:tcMar>
+              <w:top w:w="60" w:type="dxa"/>
+              <w:left w:w="100" w:type="dxa"/>
+              <w:bottom w:w="60" w:type="dxa"/>
+              <w:right w:w="100" w:type="dxa"/>
+            </w:tcMar>
+          </w:tcPr>
+          <w:p>
+            <w:r>
+              <w:rPr>
+                <w:sz w:val="20"/>
+                <w:szCs w:val="20"/>
+              </w:rPr>
+              <w:t>H1 done; H2 pending</w:t>
             </w:r>
           </w:p>
         </w:tc>
@@ -7115,59 +7097,59 @@
                 <w:sz w:val="20"/>
                 <w:szCs w:val="20"/>
               </w:rPr>
-              <w:t>[pending]</w:t>
-            </w:r>
-          </w:p>
-        </w:tc>
-        <w:tc>
-          <w:tcPr>
-            <w:tcW w:w="1300" w:type="dxa"/>
-            <w:tcBorders>
-              <w:top w:val="single" w:sz="1" w:space="0" w:color="BBBBBB"/>
-              <w:left w:val="single" w:sz="1" w:space="0" w:color="BBBBBB"/>
-              <w:bottom w:val="single" w:sz="1" w:space="0" w:color="BBBBBB"/>
-              <w:right w:val="single" w:sz="1" w:space="0" w:color="BBBBBB"/>
-            </w:tcBorders>
-            <w:tcMar>
-              <w:top w:w="60" w:type="dxa"/>
-              <w:left w:w="100" w:type="dxa"/>
-              <w:bottom w:w="60" w:type="dxa"/>
-              <w:right w:w="100" w:type="dxa"/>
-            </w:tcMar>
-          </w:tcPr>
-          <w:p>
-            <w:r>
-              <w:rPr>
-                <w:sz w:val="20"/>
-                <w:szCs w:val="20"/>
-              </w:rPr>
-              <w:t>[pending]</w:t>
-            </w:r>
-          </w:p>
-        </w:tc>
-        <w:tc>
-          <w:tcPr>
-            <w:tcW w:w="1300" w:type="dxa"/>
-            <w:tcBorders>
-              <w:top w:val="single" w:sz="1" w:space="0" w:color="BBBBBB"/>
-              <w:left w:val="single" w:sz="1" w:space="0" w:color="BBBBBB"/>
-              <w:bottom w:val="single" w:sz="1" w:space="0" w:color="BBBBBB"/>
-              <w:right w:val="single" w:sz="1" w:space="0" w:color="BBBBBB"/>
-            </w:tcBorders>
-            <w:tcMar>
-              <w:top w:w="60" w:type="dxa"/>
-              <w:left w:w="100" w:type="dxa"/>
-              <w:bottom w:w="60" w:type="dxa"/>
-              <w:right w:w="100" w:type="dxa"/>
-            </w:tcMar>
-          </w:tcPr>
-          <w:p>
-            <w:r>
-              <w:rPr>
-                <w:sz w:val="20"/>
-                <w:szCs w:val="20"/>
-              </w:rPr>
-              <w:t>Rater emails sent</w:t>
+              <w:t>[H2 pending]</w:t>
+            </w:r>
+          </w:p>
+        </w:tc>
+        <w:tc>
+          <w:tcPr>
+            <w:tcW w:w="1300" w:type="dxa"/>
+            <w:tcBorders>
+              <w:top w:val="single" w:sz="1" w:space="0" w:color="BBBBBB"/>
+              <w:left w:val="single" w:sz="1" w:space="0" w:color="BBBBBB"/>
+              <w:bottom w:val="single" w:sz="1" w:space="0" w:color="BBBBBB"/>
+              <w:right w:val="single" w:sz="1" w:space="0" w:color="BBBBBB"/>
+            </w:tcBorders>
+            <w:tcMar>
+              <w:top w:w="60" w:type="dxa"/>
+              <w:left w:w="100" w:type="dxa"/>
+              <w:bottom w:w="60" w:type="dxa"/>
+              <w:right w:w="100" w:type="dxa"/>
+            </w:tcMar>
+          </w:tcPr>
+          <w:p>
+            <w:r>
+              <w:rPr>
+                <w:sz w:val="20"/>
+                <w:szCs w:val="20"/>
+              </w:rPr>
+              <w:t>0.151* (H1)</w:t>
+            </w:r>
+          </w:p>
+        </w:tc>
+        <w:tc>
+          <w:tcPr>
+            <w:tcW w:w="1300" w:type="dxa"/>
+            <w:tcBorders>
+              <w:top w:val="single" w:sz="1" w:space="0" w:color="BBBBBB"/>
+              <w:left w:val="single" w:sz="1" w:space="0" w:color="BBBBBB"/>
+              <w:bottom w:val="single" w:sz="1" w:space="0" w:color="BBBBBB"/>
+              <w:right w:val="single" w:sz="1" w:space="0" w:color="BBBBBB"/>
+            </w:tcBorders>
+            <w:tcMar>
+              <w:top w:w="60" w:type="dxa"/>
+              <w:left w:w="100" w:type="dxa"/>
+              <w:bottom w:w="60" w:type="dxa"/>
+              <w:right w:w="100" w:type="dxa"/>
+            </w:tcMar>
+          </w:tcPr>
+          <w:p>
+            <w:r>
+              <w:rPr>
+                <w:sz w:val="20"/>
+                <w:szCs w:val="20"/>
+              </w:rPr>
+              <w:t>H1 done; H2 pending</w:t>
             </w:r>
           </w:p>
         </w:tc>
@@ -7249,59 +7231,59 @@
                 <w:sz w:val="20"/>
                 <w:szCs w:val="20"/>
               </w:rPr>
-              <w:t>[TBD]</w:t>
-            </w:r>
-          </w:p>
-        </w:tc>
-        <w:tc>
-          <w:tcPr>
-            <w:tcW w:w="1300" w:type="dxa"/>
-            <w:tcBorders>
-              <w:top w:val="single" w:sz="1" w:space="0" w:color="BBBBBB"/>
-              <w:left w:val="single" w:sz="1" w:space="0" w:color="BBBBBB"/>
-              <w:bottom w:val="single" w:sz="1" w:space="0" w:color="BBBBBB"/>
-              <w:right w:val="single" w:sz="1" w:space="0" w:color="BBBBBB"/>
-            </w:tcBorders>
-            <w:tcMar>
-              <w:top w:w="60" w:type="dxa"/>
-              <w:left w:w="100" w:type="dxa"/>
-              <w:bottom w:w="60" w:type="dxa"/>
-              <w:right w:w="100" w:type="dxa"/>
-            </w:tcMar>
-          </w:tcPr>
-          <w:p>
-            <w:r>
-              <w:rPr>
-                <w:sz w:val="20"/>
-                <w:szCs w:val="20"/>
-              </w:rPr>
-              <w:t>[TBD]</w:t>
-            </w:r>
-          </w:p>
-        </w:tc>
-        <w:tc>
-          <w:tcPr>
-            <w:tcW w:w="1300" w:type="dxa"/>
-            <w:tcBorders>
-              <w:top w:val="single" w:sz="1" w:space="0" w:color="BBBBBB"/>
-              <w:left w:val="single" w:sz="1" w:space="0" w:color="BBBBBB"/>
-              <w:bottom w:val="single" w:sz="1" w:space="0" w:color="BBBBBB"/>
-              <w:right w:val="single" w:sz="1" w:space="0" w:color="BBBBBB"/>
-            </w:tcBorders>
-            <w:tcMar>
-              <w:top w:w="60" w:type="dxa"/>
-              <w:left w:w="100" w:type="dxa"/>
-              <w:bottom w:w="60" w:type="dxa"/>
-              <w:right w:w="100" w:type="dxa"/>
-            </w:tcMar>
-          </w:tcPr>
-          <w:p>
-            <w:r>
-              <w:rPr>
-                <w:sz w:val="20"/>
-                <w:szCs w:val="20"/>
-              </w:rPr>
-              <w:t>Camera-ready update</w:t>
+              <w:t>[H2 pending]</w:t>
+            </w:r>
+          </w:p>
+        </w:tc>
+        <w:tc>
+          <w:tcPr>
+            <w:tcW w:w="1300" w:type="dxa"/>
+            <w:tcBorders>
+              <w:top w:val="single" w:sz="1" w:space="0" w:color="BBBBBB"/>
+              <w:left w:val="single" w:sz="1" w:space="0" w:color="BBBBBB"/>
+              <w:bottom w:val="single" w:sz="1" w:space="0" w:color="BBBBBB"/>
+              <w:right w:val="single" w:sz="1" w:space="0" w:color="BBBBBB"/>
+            </w:tcBorders>
+            <w:tcMar>
+              <w:top w:w="60" w:type="dxa"/>
+              <w:left w:w="100" w:type="dxa"/>
+              <w:bottom w:w="60" w:type="dxa"/>
+              <w:right w:w="100" w:type="dxa"/>
+            </w:tcMar>
+          </w:tcPr>
+          <w:p>
+            <w:r>
+              <w:rPr>
+                <w:sz w:val="20"/>
+                <w:szCs w:val="20"/>
+              </w:rPr>
+              <w:t>0.196*** (H1)</w:t>
+            </w:r>
+          </w:p>
+        </w:tc>
+        <w:tc>
+          <w:tcPr>
+            <w:tcW w:w="1300" w:type="dxa"/>
+            <w:tcBorders>
+              <w:top w:val="single" w:sz="1" w:space="0" w:color="BBBBBB"/>
+              <w:left w:val="single" w:sz="1" w:space="0" w:color="BBBBBB"/>
+              <w:bottom w:val="single" w:sz="1" w:space="0" w:color="BBBBBB"/>
+              <w:right w:val="single" w:sz="1" w:space="0" w:color="BBBBBB"/>
+            </w:tcBorders>
+            <w:tcMar>
+              <w:top w:w="60" w:type="dxa"/>
+              <w:left w:w="100" w:type="dxa"/>
+              <w:bottom w:w="60" w:type="dxa"/>
+              <w:right w:w="100" w:type="dxa"/>
+            </w:tcMar>
+          </w:tcPr>
+          <w:p>
+            <w:r>
+              <w:rPr>
+                <w:sz w:val="20"/>
+                <w:szCs w:val="20"/>
+              </w:rPr>
+              <w:t>H1 done; H2 completing</w:t>
             </w:r>
           </w:p>
         </w:tc>
@@ -7319,16 +7301,12 @@
         <w:jc w:val="both"/>
       </w:pPr>
       <w:r>
-        <w:t xml:space="preserve">Human rater calibration is in progress. Upon return of ratings, we will: (1) compute Cohen’s κ between H1 and H2 for each dimension; (2) compute Pearson correlation between human ratings and each LLM judge; (3) calibrate CAS weights (α, β, γ) by </w:t>
+        <w:t>H1 (STEM teacher, n = 150 pairs) ratings are complete. Pearson correlation between H1 and the LLM judges is r = 0.228–0.232 (Groq family, p &lt; 0.001) and r = 0.129 (Gemini, p &lt; 0.01) overall. Agreement is strongest on Prerequisite Coverage (r = 0.41–0.50, p &lt; 0.001 across all three judges), moderate on Bloom Alignment (r ≈ 0.15, p &lt; 0.05), and lower on Grade Match (r ≈ 0.14, p &gt; 0.10 for two of three judges). Analysis of H1 ratings reveals a rubric-sensitivity finding: H1 rated Grade Match and Bloom Alignment as properties of the retrieved chunk in isolation (Grade Match mean = 3.91 across all 150 pairs, including off-topic retrievals), rather than relative to the specific student query — the intended query-relative interpretation. Prerequisite Coverage was immune to this, as the absence of relevant prerequisites is self-evident when a chunk is off-topic (H1 mean = 2.07, consistent with LLM mean = 2.29). H2 (CS/AI faculty) ratings are pending; upon receipt, Cohen's κ (H1 vs H2) and averaged human–LLM Pearson r will be computed and weights re-examined.</w:t>
       </w:r>
       <w:proofErr w:type="spellStart"/>
-      <w:r>
-        <w:t>maximising</w:t>
-      </w:r>
+      <w:r/>
       <w:proofErr w:type="spellEnd"/>
-      <w:r>
-        <w:t xml:space="preserve"> Pearson correlation with averaged human ratings on agreed pairs; (4) update Table 5 with complete values in the camera-ready version.</w:t>
-      </w:r>
+      <w:r/>
     </w:p>
     <w:p>
       <w:pPr>
@@ -9407,7 +9385,7 @@
         <w:jc w:val="both"/>
       </w:pPr>
       <w:r>
-        <w:t xml:space="preserve">All 8,563 NCERT documents are classified as textbook_chapter, so the PACER router selects the same strategy for every document and its contribution is invisible in Table 3's flat ablation. We address this directly with the 30-document heterogeneous corpus (Table 4) spanning five document types, where PACER deploys four distinct strategies (recursive for lecture notes, fixed for syllabuses, educational for worked examples and past papers, semantic for reference materials) and achieves +5.9-9.8% MRR improvement over uniform baselines. The routing advantage is therefore empirically demonstrated.</w:t>
+        <w:t>All 8,563 NCERT documents are classified as textbook_chapter, so the PACER router selects the same strategy for every document and its contribution is invisible in Table 3's flat ablation. We address this directly with the 30-document heterogeneous corpus (Table 4) spanning five document types, where PACER deploys four distinct strategies (recursive for lecture notes, fixed for syllabuses, educational for worked examples and past papers, semantic for reference materials) and achieves +5.9-9.8% MRR improvement over uniform baselines. The routing advantage is therefore empirically demonstrated.</w:t>
       </w:r>
     </w:p>
     <w:p>
@@ -9415,10 +9393,8 @@
         <w:spacing w:after="200" w:line="360" w:lineRule="auto"/>
         <w:jc w:val="both"/>
       </w:pPr>
-      <w:proofErr w:type="gramStart"/>
-      <w:proofErr w:type="gramEnd"/>
-      <w:r>
-        <w:t xml:space="preserve">One remaining limitation is that the heterogeneous corpus is synthetic. An experiment with 5 real NCERT chapters from diverse mathematical topics (Trigonometry, Permutations and Combinations, Matrices, Continuity, Applications of Derivatives) found that the educational chunker's fine segmentation (12-20 chunks per chapter) did not improve retrieval over coarser baselines on example-specific queries, suggesting granularity calibration is needed for real multi-chapter documents. Validation on live institutional corpora combining real examination papers, lecture slides, and syllabuses is planned for Phase 2.</w:t>
+      <w:r>
+        <w:t>One remaining limitation is that the heterogeneous corpus is synthetic. An experiment with 5 real NCERT chapters from diverse mathematical topics (Trigonometry, Permutations and Combinations, Matrices, Continuity, Applications of Derivatives) found that the educational chunker's fine segmentation (12-20 chunks per chapter) did not improve retrieval over coarser baselines on example-specific queries, suggesting granularity calibration is needed for real multi-chapter documents. Validation on live institutional corpora combining real examination papers, lecture slides, and syllabuses is planned for Phase 2.</w:t>
       </w:r>
     </w:p>
     <w:p>
@@ -9444,7 +9420,11 @@
         <w:jc w:val="both"/>
       </w:pPr>
       <w:r>
-        <w:t>The lower Bloom Alignment agreement (κ = 0.439) reflects genuine ambiguity in cognitive-level assessment rather than metric failure. The same ambiguity is reported by Huber and Niklaus [36], who find that even well-designed benchmarks fail to distinguish higher-order Bloom levels. In the current benchmark, most queries have an ‘unknown’ Bloom level because the generation prompts did not enforce Bloom level specificity for all 900 questions. This is a data collection limitation, not a CAS limitation — when Bloom level is known, the dimension should be as reliable as Grade Match.</w:t>
+        <w:t xml:space="preserve">The lower Bloom Alignment agreement (κ = 0.439) reflects genuine ambiguity in cognitive-level assessment rather than metric failure. The same ambiguity is reported by Huber and Niklaus [36], who find that even well-designed benchmarks fail to distinguish higher-order Bloom levels. In the current benchmark, most queries have an ‘unknown’ Bloom level because the generation prompts did not enforce Bloom level specificity for all 900 questions. This is a </w:t>
+      </w:r>
+      <w:r>
+        <w:lastRenderedPageBreak/>
+        <w:t>data collection limitation, not a CAS limitation — when Bloom level is known, the dimension should be as reliable as Grade Match.</w:t>
       </w:r>
     </w:p>
     <w:p>
@@ -9453,7 +9433,6 @@
         <w:jc w:val="both"/>
       </w:pPr>
       <w:r>
-        <w:lastRenderedPageBreak/>
         <w:t xml:space="preserve">The strong cross-family Pearson correlations (mean r = 0.625, all p &lt; 0.0001) suggest that both model families assign similar relative rankings to chunks — they agree on which chunks are </w:t>
       </w:r>
       <w:proofErr w:type="gramStart"/>
@@ -9505,7 +9484,7 @@
         <w:jc w:val="both"/>
       </w:pPr>
       <w:r>
-        <w:t xml:space="preserve">Second, the NCERT component ablation (Table 3) is necessarily flat — all A1/A2/A3 conditions produce identical metrics because the corpus is 100% textbook_chapter. This prevents within-NCERT empirical separation of component contributions. The heterogeneous corpus ablation (Table 4) provides this separation and demonstrates routing value (+9.8% MRR). We accept that a single synthetic corpus is insufficient to claim full generalisability and plan Phase 2 validation on real mixed-type institutional corpora.</w:t>
+        <w:t>Second, the NCERT component ablation (Table 3) is necessarily flat — all A1/A2/A3 conditions produce identical metrics because the corpus is 100% textbook_chapter. This prevents within-NCERT empirical separation of component contributions. The heterogeneous corpus ablation (Table 4) provides this separation and demonstrates routing value (+9.8% MRR). We accept that a single synthetic corpus is insufficient to claim full generalisability and plan Phase 2 validation on real mixed-type institutional corpora.</w:t>
       </w:r>
     </w:p>
     <w:p>
@@ -9532,11 +9511,12 @@
         <w:jc w:val="both"/>
       </w:pPr>
       <w:r>
-        <w:t>Fifth, human rater calibration was not complete at the time of submission. CAS weights (α = 0.45, β = 0.40, γ = 0.15) were derived from LLM judge κ-weighted optimisation across 150 pairs. Human expert rater validation (H1: STEM teacher, H2: CS/AI faculty) is ongoing; the camera-ready version will report Cohen's κ between human raters and Pearson correlation between human and LLM judge ratings.</w:t>
-      </w:r>
-    </w:p>
-    <w:p>
-      <w:r>
+        <w:t>Fifth, H1 ratings reveal a rubric-sensitivity limitation in CAS validation. H1 rated Grade Match and Bloom Alignment as chunk-level content properties (Grade Match mean = 3.91, Bloom mean = 3.53 across all 150 pairs) rather than query-relative alignment — the intended interpretation. This produced near-uniform high scores regardless of retrieval quality, yielding low human–LLM Pearson r on those dimensions (r ≈ 0.14 and r ≈ 0.15 respectively). By contrast, Prerequisite Coverage — which forces query-relative thinking because absent prerequisites are self-evident for off-topic chunks — achieved strong human–LLM agreement (r = 0.41–0.50, p &lt; 0.001). This finding points to a concrete improvement for CAS V2: the Grade Match and Bloom Alignment rubrics must include an explicit instruction that all dimensions are rated relative to the specific student query, not the chunk's inherent educational quality. H2 ratings are pending; Cohen's κ (H1 vs H2) will be reported once H2 data is received.</w:t>
+      </w:r>
+    </w:p>
+    <w:p>
+      <w:r>
+        <w:lastRenderedPageBreak/>
         <w:t>Seventh, no statistical significance tests are reported between methods in Table 2. Standard deviations across three random seeds are below 0.002 for all metrics, indicating stable results, but paired t-tests between methods have not been computed. Given the narrow performance spread (~4 percentage points on P@1), some pairwise differences may not reach statistical significance. Readers should interpret performance differences as indicative trends rather than definitive rankings.</w:t>
       </w:r>
     </w:p>
@@ -9546,7 +9526,6 @@
         <w:jc w:val="both"/>
       </w:pPr>
       <w:r>
-        <w:lastRenderedPageBreak/>
         <w:t>Sixth, the generation component uses a 4-bit quantised Llama-3.1-8B model. Generation quality metrics are not reported because the primary contribution of this paper is the chunking and retrieval components. End-to-end generation quality evaluation is planned for Phase 2.</w:t>
       </w:r>
     </w:p>
@@ -9615,7 +9594,11 @@
       </w:r>
       <w:proofErr w:type="spellEnd"/>
       <w:r>
-        <w:t xml:space="preserve"> user study with CBSE students measuring whether CAS-reranked retrieval leads to measurable improvement in concept retention and exam performance; and (5) explore integration with the CBSE AI curriculum mandate [43] taking effect from the 2026–27 academic year, positioning PACER as a practical tool for AI-assisted learning in Indian schools.</w:t>
+        <w:t xml:space="preserve"> user study with CBSE students measuring whether CAS-reranked retrieval leads to measurable improvement in concept retention and exam performance; and (5) explore integration with the </w:t>
+      </w:r>
+      <w:r>
+        <w:lastRenderedPageBreak/>
+        <w:t>CBSE AI curriculum mandate [43] taking effect from the 2026–27 academic year, positioning PACER as a practical tool for AI-assisted learning in Indian schools.</w:t>
       </w:r>
     </w:p>
     <w:p>
@@ -9626,10 +9609,6 @@
       <w:r>
         <w:t>The PACER codebase, evaluation benchmark (900 questions across 8,563 NCERT documents), and CAS implementation will be released at https://github.com/nitesh19s/edullm-pacer.</w:t>
       </w:r>
-      <w:proofErr w:type="gramStart"/>
-      <w:r/>
-      <w:proofErr w:type="gramEnd"/>
-      <w:r/>
     </w:p>
     <w:p>
       <w:pPr>
@@ -9969,6 +9948,7 @@
           <w:sz w:val="22"/>
           <w:szCs w:val="22"/>
         </w:rPr>
+        <w:lastRenderedPageBreak/>
         <w:t xml:space="preserve">[10] </w:t>
       </w:r>
       <w:r>
@@ -10044,7 +10024,6 @@
           <w:sz w:val="22"/>
           <w:szCs w:val="22"/>
         </w:rPr>
-        <w:lastRenderedPageBreak/>
         <w:t xml:space="preserve">[13] </w:t>
       </w:r>
       <w:proofErr w:type="spellStart"/>
@@ -10856,6 +10835,7 @@
           <w:sz w:val="22"/>
           <w:szCs w:val="22"/>
         </w:rPr>
+        <w:lastRenderedPageBreak/>
         <w:t xml:space="preserve">[42] </w:t>
       </w:r>
       <w:r>
@@ -10922,7 +10902,6 @@
           <w:sz w:val="22"/>
           <w:szCs w:val="22"/>
         </w:rPr>
-        <w:lastRenderedPageBreak/>
         <w:t xml:space="preserve">[45] </w:t>
       </w:r>
       <w:proofErr w:type="spellStart"/>
